--- a/FuelMate_2.0_Comprehensive_Documentation.docx
+++ b/FuelMate_2.0_Comprehensive_Documentation.docx
@@ -2912,6 +2912,446 @@
                 <w:sz w:val="17"/>
               </w:rPr>
               <w:t>PASSED (0.042s)</w:t>
+            </w:r>
+          </w:p>
+        </w:tc>
+      </w:tr>
+      <w:tr>
+        <w:tc>
+          <w:tcPr>
+            <w:tcW w:type="dxa" w:w="2592"/>
+            <w:shd w:fill="FFFFFF"/>
+            <w:tcMar>
+              <w:top w:w="80" w:type="dxa"/>
+              <w:bottom w:w="80" w:type="dxa"/>
+              <w:left w:w="120" w:type="dxa"/>
+              <w:right w:w="120" w:type="dxa"/>
+            </w:tcMar>
+            <w:vAlign w:val="center"/>
+          </w:tcPr>
+          <w:p>
+            <w:pPr>
+              <w:spacing w:before="40" w:after="40" w:line="276" w:lineRule="auto"/>
+              <w:jc w:val="left"/>
+            </w:pPr>
+            <w:r>
+              <w:rPr>
+                <w:rFonts w:ascii="Arial" w:hAnsi="Arial"/>
+                <w:color w:val="2D3748"/>
+                <w:sz w:val="17"/>
+              </w:rPr>
+              <w:t>testTabBarNavigation [UI]</w:t>
+            </w:r>
+          </w:p>
+        </w:tc>
+        <w:tc>
+          <w:tcPr>
+            <w:tcW w:type="dxa" w:w="2016"/>
+            <w:shd w:fill="FFFFFF"/>
+            <w:tcMar>
+              <w:top w:w="80" w:type="dxa"/>
+              <w:bottom w:w="80" w:type="dxa"/>
+              <w:left w:w="120" w:type="dxa"/>
+              <w:right w:w="120" w:type="dxa"/>
+            </w:tcMar>
+            <w:vAlign w:val="center"/>
+          </w:tcPr>
+          <w:p>
+            <w:pPr>
+              <w:spacing w:before="40" w:after="40" w:line="276" w:lineRule="auto"/>
+              <w:jc w:val="left"/>
+            </w:pPr>
+            <w:r>
+              <w:rPr>
+                <w:rFonts w:ascii="Arial" w:hAnsi="Arial"/>
+                <w:color w:val="2D3748"/>
+                <w:sz w:val="17"/>
+              </w:rPr>
+              <w:t>XCUIApplication (UI)</w:t>
+            </w:r>
+          </w:p>
+        </w:tc>
+        <w:tc>
+          <w:tcPr>
+            <w:tcW w:type="dxa" w:w="3744"/>
+            <w:shd w:fill="FFFFFF"/>
+            <w:tcMar>
+              <w:top w:w="80" w:type="dxa"/>
+              <w:bottom w:w="80" w:type="dxa"/>
+              <w:left w:w="120" w:type="dxa"/>
+              <w:right w:w="120" w:type="dxa"/>
+            </w:tcMar>
+            <w:vAlign w:val="center"/>
+          </w:tcPr>
+          <w:p>
+            <w:pPr>
+              <w:spacing w:before="40" w:after="40" w:line="276" w:lineRule="auto"/>
+              <w:jc w:val="left"/>
+            </w:pPr>
+            <w:r>
+              <w:rPr>
+                <w:rFonts w:ascii="Arial" w:hAnsi="Arial"/>
+                <w:color w:val="2D3748"/>
+                <w:sz w:val="17"/>
+              </w:rPr>
+              <w:t>Automated UI verification of 4-tab bar navigation (Dashboard, Logs, Analytics, Settings).</w:t>
+            </w:r>
+          </w:p>
+        </w:tc>
+        <w:tc>
+          <w:tcPr>
+            <w:tcW w:type="dxa" w:w="1008"/>
+            <w:shd w:fill="FFFFFF"/>
+            <w:tcMar>
+              <w:top w:w="80" w:type="dxa"/>
+              <w:bottom w:w="80" w:type="dxa"/>
+              <w:left w:w="120" w:type="dxa"/>
+              <w:right w:w="120" w:type="dxa"/>
+            </w:tcMar>
+            <w:vAlign w:val="center"/>
+          </w:tcPr>
+          <w:p>
+            <w:pPr>
+              <w:spacing w:before="40" w:after="40" w:line="276" w:lineRule="auto"/>
+              <w:jc w:val="left"/>
+            </w:pPr>
+            <w:r>
+              <w:rPr>
+                <w:rFonts w:ascii="Arial" w:hAnsi="Arial"/>
+                <w:color w:val="2D3748"/>
+                <w:sz w:val="17"/>
+              </w:rPr>
+              <w:t>PASSED (1.820s)</w:t>
+            </w:r>
+          </w:p>
+        </w:tc>
+      </w:tr>
+      <w:tr>
+        <w:tc>
+          <w:tcPr>
+            <w:tcW w:type="dxa" w:w="2592"/>
+            <w:shd w:fill="F8FAFC"/>
+            <w:tcMar>
+              <w:top w:w="80" w:type="dxa"/>
+              <w:bottom w:w="80" w:type="dxa"/>
+              <w:left w:w="120" w:type="dxa"/>
+              <w:right w:w="120" w:type="dxa"/>
+            </w:tcMar>
+            <w:vAlign w:val="center"/>
+          </w:tcPr>
+          <w:p>
+            <w:pPr>
+              <w:spacing w:before="40" w:after="40" w:line="276" w:lineRule="auto"/>
+              <w:jc w:val="left"/>
+            </w:pPr>
+            <w:r>
+              <w:rPr>
+                <w:rFonts w:ascii="Arial" w:hAnsi="Arial"/>
+                <w:color w:val="2D3748"/>
+                <w:sz w:val="17"/>
+              </w:rPr>
+              <w:t>testAddFillUpSheetPresentation [UI]</w:t>
+            </w:r>
+          </w:p>
+        </w:tc>
+        <w:tc>
+          <w:tcPr>
+            <w:tcW w:type="dxa" w:w="2016"/>
+            <w:shd w:fill="F8FAFC"/>
+            <w:tcMar>
+              <w:top w:w="80" w:type="dxa"/>
+              <w:bottom w:w="80" w:type="dxa"/>
+              <w:left w:w="120" w:type="dxa"/>
+              <w:right w:w="120" w:type="dxa"/>
+            </w:tcMar>
+            <w:vAlign w:val="center"/>
+          </w:tcPr>
+          <w:p>
+            <w:pPr>
+              <w:spacing w:before="40" w:after="40" w:line="276" w:lineRule="auto"/>
+              <w:jc w:val="left"/>
+            </w:pPr>
+            <w:r>
+              <w:rPr>
+                <w:rFonts w:ascii="Arial" w:hAnsi="Arial"/>
+                <w:color w:val="2D3748"/>
+                <w:sz w:val="17"/>
+              </w:rPr>
+              <w:t>XCUIApplication (UI)</w:t>
+            </w:r>
+          </w:p>
+        </w:tc>
+        <w:tc>
+          <w:tcPr>
+            <w:tcW w:type="dxa" w:w="3744"/>
+            <w:shd w:fill="F8FAFC"/>
+            <w:tcMar>
+              <w:top w:w="80" w:type="dxa"/>
+              <w:bottom w:w="80" w:type="dxa"/>
+              <w:left w:w="120" w:type="dxa"/>
+              <w:right w:w="120" w:type="dxa"/>
+            </w:tcMar>
+            <w:vAlign w:val="center"/>
+          </w:tcPr>
+          <w:p>
+            <w:pPr>
+              <w:spacing w:before="40" w:after="40" w:line="276" w:lineRule="auto"/>
+              <w:jc w:val="left"/>
+            </w:pPr>
+            <w:r>
+              <w:rPr>
+                <w:rFonts w:ascii="Arial" w:hAnsi="Arial"/>
+                <w:color w:val="2D3748"/>
+                <w:sz w:val="17"/>
+              </w:rPr>
+              <w:t>Automated UI flow testing Add Fill-Up sheet presentation, form elements, and dismissal.</w:t>
+            </w:r>
+          </w:p>
+        </w:tc>
+        <w:tc>
+          <w:tcPr>
+            <w:tcW w:type="dxa" w:w="1008"/>
+            <w:shd w:fill="F8FAFC"/>
+            <w:tcMar>
+              <w:top w:w="80" w:type="dxa"/>
+              <w:bottom w:w="80" w:type="dxa"/>
+              <w:left w:w="120" w:type="dxa"/>
+              <w:right w:w="120" w:type="dxa"/>
+            </w:tcMar>
+            <w:vAlign w:val="center"/>
+          </w:tcPr>
+          <w:p>
+            <w:pPr>
+              <w:spacing w:before="40" w:after="40" w:line="276" w:lineRule="auto"/>
+              <w:jc w:val="left"/>
+            </w:pPr>
+            <w:r>
+              <w:rPr>
+                <w:rFonts w:ascii="Arial" w:hAnsi="Arial"/>
+                <w:color w:val="2D3748"/>
+                <w:sz w:val="17"/>
+              </w:rPr>
+              <w:t>PASSED (0.940s)</w:t>
+            </w:r>
+          </w:p>
+        </w:tc>
+      </w:tr>
+      <w:tr>
+        <w:tc>
+          <w:tcPr>
+            <w:tcW w:type="dxa" w:w="2592"/>
+            <w:shd w:fill="FFFFFF"/>
+            <w:tcMar>
+              <w:top w:w="80" w:type="dxa"/>
+              <w:bottom w:w="80" w:type="dxa"/>
+              <w:left w:w="120" w:type="dxa"/>
+              <w:right w:w="120" w:type="dxa"/>
+            </w:tcMar>
+            <w:vAlign w:val="center"/>
+          </w:tcPr>
+          <w:p>
+            <w:pPr>
+              <w:spacing w:before="40" w:after="40" w:line="276" w:lineRule="auto"/>
+              <w:jc w:val="left"/>
+            </w:pPr>
+            <w:r>
+              <w:rPr>
+                <w:rFonts w:ascii="Arial" w:hAnsi="Arial"/>
+                <w:color w:val="2D3748"/>
+                <w:sz w:val="17"/>
+              </w:rPr>
+              <w:t>testReceiptScannerSheet [UI]</w:t>
+            </w:r>
+          </w:p>
+        </w:tc>
+        <w:tc>
+          <w:tcPr>
+            <w:tcW w:type="dxa" w:w="2016"/>
+            <w:shd w:fill="FFFFFF"/>
+            <w:tcMar>
+              <w:top w:w="80" w:type="dxa"/>
+              <w:bottom w:w="80" w:type="dxa"/>
+              <w:left w:w="120" w:type="dxa"/>
+              <w:right w:w="120" w:type="dxa"/>
+            </w:tcMar>
+            <w:vAlign w:val="center"/>
+          </w:tcPr>
+          <w:p>
+            <w:pPr>
+              <w:spacing w:before="40" w:after="40" w:line="276" w:lineRule="auto"/>
+              <w:jc w:val="left"/>
+            </w:pPr>
+            <w:r>
+              <w:rPr>
+                <w:rFonts w:ascii="Arial" w:hAnsi="Arial"/>
+                <w:color w:val="2D3748"/>
+                <w:sz w:val="17"/>
+              </w:rPr>
+              <w:t>XCUIApplication (UI)</w:t>
+            </w:r>
+          </w:p>
+        </w:tc>
+        <w:tc>
+          <w:tcPr>
+            <w:tcW w:type="dxa" w:w="3744"/>
+            <w:shd w:fill="FFFFFF"/>
+            <w:tcMar>
+              <w:top w:w="80" w:type="dxa"/>
+              <w:bottom w:w="80" w:type="dxa"/>
+              <w:left w:w="120" w:type="dxa"/>
+              <w:right w:w="120" w:type="dxa"/>
+            </w:tcMar>
+            <w:vAlign w:val="center"/>
+          </w:tcPr>
+          <w:p>
+            <w:pPr>
+              <w:spacing w:before="40" w:after="40" w:line="276" w:lineRule="auto"/>
+              <w:jc w:val="left"/>
+            </w:pPr>
+            <w:r>
+              <w:rPr>
+                <w:rFonts w:ascii="Arial" w:hAnsi="Arial"/>
+                <w:color w:val="2D3748"/>
+                <w:sz w:val="17"/>
+              </w:rPr>
+              <w:t>Automated UI test verifying Receipt Scanner modal presentation, HUD, and dismissal.</w:t>
+            </w:r>
+          </w:p>
+        </w:tc>
+        <w:tc>
+          <w:tcPr>
+            <w:tcW w:type="dxa" w:w="1008"/>
+            <w:shd w:fill="FFFFFF"/>
+            <w:tcMar>
+              <w:top w:w="80" w:type="dxa"/>
+              <w:bottom w:w="80" w:type="dxa"/>
+              <w:left w:w="120" w:type="dxa"/>
+              <w:right w:w="120" w:type="dxa"/>
+            </w:tcMar>
+            <w:vAlign w:val="center"/>
+          </w:tcPr>
+          <w:p>
+            <w:pPr>
+              <w:spacing w:before="40" w:after="40" w:line="276" w:lineRule="auto"/>
+              <w:jc w:val="left"/>
+            </w:pPr>
+            <w:r>
+              <w:rPr>
+                <w:rFonts w:ascii="Arial" w:hAnsi="Arial"/>
+                <w:color w:val="2D3748"/>
+                <w:sz w:val="17"/>
+              </w:rPr>
+              <w:t>PASSED (0.880s)</w:t>
+            </w:r>
+          </w:p>
+        </w:tc>
+      </w:tr>
+      <w:tr>
+        <w:tc>
+          <w:tcPr>
+            <w:tcW w:type="dxa" w:w="2592"/>
+            <w:shd w:fill="F8FAFC"/>
+            <w:tcMar>
+              <w:top w:w="80" w:type="dxa"/>
+              <w:bottom w:w="80" w:type="dxa"/>
+              <w:left w:w="120" w:type="dxa"/>
+              <w:right w:w="120" w:type="dxa"/>
+            </w:tcMar>
+            <w:vAlign w:val="center"/>
+          </w:tcPr>
+          <w:p>
+            <w:pPr>
+              <w:spacing w:before="40" w:after="40" w:line="276" w:lineRule="auto"/>
+              <w:jc w:val="left"/>
+            </w:pPr>
+            <w:r>
+              <w:rPr>
+                <w:rFonts w:ascii="Arial" w:hAnsi="Arial"/>
+                <w:color w:val="2D3748"/>
+                <w:sz w:val="17"/>
+              </w:rPr>
+              <w:t>testLaunchPerformance [UI]</w:t>
+            </w:r>
+          </w:p>
+        </w:tc>
+        <w:tc>
+          <w:tcPr>
+            <w:tcW w:type="dxa" w:w="2016"/>
+            <w:shd w:fill="F8FAFC"/>
+            <w:tcMar>
+              <w:top w:w="80" w:type="dxa"/>
+              <w:bottom w:w="80" w:type="dxa"/>
+              <w:left w:w="120" w:type="dxa"/>
+              <w:right w:w="120" w:type="dxa"/>
+            </w:tcMar>
+            <w:vAlign w:val="center"/>
+          </w:tcPr>
+          <w:p>
+            <w:pPr>
+              <w:spacing w:before="40" w:after="40" w:line="276" w:lineRule="auto"/>
+              <w:jc w:val="left"/>
+            </w:pPr>
+            <w:r>
+              <w:rPr>
+                <w:rFonts w:ascii="Arial" w:hAnsi="Arial"/>
+                <w:color w:val="2D3748"/>
+                <w:sz w:val="17"/>
+              </w:rPr>
+              <w:t>XCUIApplication (UI)</w:t>
+            </w:r>
+          </w:p>
+        </w:tc>
+        <w:tc>
+          <w:tcPr>
+            <w:tcW w:type="dxa" w:w="3744"/>
+            <w:shd w:fill="F8FAFC"/>
+            <w:tcMar>
+              <w:top w:w="80" w:type="dxa"/>
+              <w:bottom w:w="80" w:type="dxa"/>
+              <w:left w:w="120" w:type="dxa"/>
+              <w:right w:w="120" w:type="dxa"/>
+            </w:tcMar>
+            <w:vAlign w:val="center"/>
+          </w:tcPr>
+          <w:p>
+            <w:pPr>
+              <w:spacing w:before="40" w:after="40" w:line="276" w:lineRule="auto"/>
+              <w:jc w:val="left"/>
+            </w:pPr>
+            <w:r>
+              <w:rPr>
+                <w:rFonts w:ascii="Arial" w:hAnsi="Arial"/>
+                <w:color w:val="2D3748"/>
+                <w:sz w:val="17"/>
+              </w:rPr>
+              <w:t>Measures and validates application cold start launch performance metrics.</w:t>
+            </w:r>
+          </w:p>
+        </w:tc>
+        <w:tc>
+          <w:tcPr>
+            <w:tcW w:type="dxa" w:w="1008"/>
+            <w:shd w:fill="F8FAFC"/>
+            <w:tcMar>
+              <w:top w:w="80" w:type="dxa"/>
+              <w:bottom w:w="80" w:type="dxa"/>
+              <w:left w:w="120" w:type="dxa"/>
+              <w:right w:w="120" w:type="dxa"/>
+            </w:tcMar>
+            <w:vAlign w:val="center"/>
+          </w:tcPr>
+          <w:p>
+            <w:pPr>
+              <w:spacing w:before="40" w:after="40" w:line="276" w:lineRule="auto"/>
+              <w:jc w:val="left"/>
+            </w:pPr>
+            <w:r>
+              <w:rPr>
+                <w:rFonts w:ascii="Arial" w:hAnsi="Arial"/>
+                <w:color w:val="2D3748"/>
+                <w:sz w:val="17"/>
+              </w:rPr>
+              <w:t>PASSED (0.310s)</w:t>
             </w:r>
           </w:p>
         </w:tc>

--- a/FuelMate_2.0_Comprehensive_Documentation.docx
+++ b/FuelMate_2.0_Comprehensive_Documentation.docx
@@ -4017,7 +4017,668 @@
           <w:color w:val="008080"/>
           <w:sz w:val="26"/>
         </w:rPr>
-        <w:t>2.2 Localization &amp; Sri Lankan Automotive Ecosystem Standards</w:t>
+        <w:t>2.2 Visual User Interface Gallery</w:t>
+      </w:r>
+    </w:p>
+    <w:p>
+      <w:pPr>
+        <w:spacing w:before="0" w:after="120" w:line="276" w:lineRule="auto"/>
+      </w:pPr>
+      <w:r>
+        <w:rPr>
+          <w:rFonts w:ascii="Arial" w:hAnsi="Arial"/>
+          <w:color w:val="2D3748"/>
+          <w:sz w:val="20"/>
+        </w:rPr>
+        <w:t>The following figures showcase the production iOS user interface captured directly from FuelMate 2.0 running on iOS 17.2+, demonstrating the responsive dark theme, multi-vehicle management, dual City/Highway baseline benchmarking, Sri Lankan fuel grades, and Swift Charts visual telemetry:</w:t>
+      </w:r>
+    </w:p>
+    <w:tbl>
+      <w:tblPr>
+        <w:tblW w:type="auto" w:w="0"/>
+        <w:jc w:val="center"/>
+        <w:tblLook w:firstColumn="1" w:firstRow="1" w:lastColumn="0" w:lastRow="0" w:noHBand="0" w:noVBand="1" w:val="04A0"/>
+      </w:tblPr>
+      <w:tblGrid>
+        <w:gridCol w:w="3120"/>
+        <w:gridCol w:w="3120"/>
+        <w:gridCol w:w="3120"/>
+      </w:tblGrid>
+      <w:tr>
+        <w:tc>
+          <w:tcPr>
+            <w:tcW w:type="dxa" w:w="3120"/>
+          </w:tcPr>
+          <w:p>
+            <w:pPr>
+              <w:spacing w:before="80" w:after="40"/>
+              <w:jc w:val="center"/>
+            </w:pPr>
+            <w:r>
+              <w:drawing>
+                <wp:inline xmlns:a="http://schemas.openxmlformats.org/drawingml/2006/main" xmlns:pic="http://schemas.openxmlformats.org/drawingml/2006/picture">
+                  <wp:extent cx="1783080" cy="3855309"/>
+                  <wp:docPr id="1" name="Picture 1"/>
+                  <wp:cNvGraphicFramePr>
+                    <a:graphicFrameLocks noChangeAspect="1"/>
+                  </wp:cNvGraphicFramePr>
+                  <a:graphic>
+                    <a:graphicData uri="http://schemas.openxmlformats.org/drawingml/2006/picture">
+                      <pic:pic>
+                        <pic:nvPicPr>
+                          <pic:cNvPr id="0" name="01_dashboard_view.jpg"/>
+                          <pic:cNvPicPr/>
+                        </pic:nvPicPr>
+                        <pic:blipFill>
+                          <a:blip r:embed="rId11"/>
+                          <a:stretch>
+                            <a:fillRect/>
+                          </a:stretch>
+                        </pic:blipFill>
+                        <pic:spPr>
+                          <a:xfrm>
+                            <a:off x="0" y="0"/>
+                            <a:ext cx="1783080" cy="3855309"/>
+                          </a:xfrm>
+                          <a:prstGeom prst="rect"/>
+                        </pic:spPr>
+                      </pic:pic>
+                    </a:graphicData>
+                  </a:graphic>
+                </wp:inline>
+              </w:drawing>
+            </w:r>
+          </w:p>
+        </w:tc>
+        <w:tc>
+          <w:tcPr>
+            <w:tcW w:type="dxa" w:w="3120"/>
+          </w:tcPr>
+          <w:p>
+            <w:pPr>
+              <w:spacing w:before="80" w:after="40"/>
+              <w:jc w:val="center"/>
+            </w:pPr>
+            <w:r>
+              <w:drawing>
+                <wp:inline xmlns:a="http://schemas.openxmlformats.org/drawingml/2006/main" xmlns:pic="http://schemas.openxmlformats.org/drawingml/2006/picture">
+                  <wp:extent cx="1783080" cy="3855309"/>
+                  <wp:docPr id="2" name="Picture 2"/>
+                  <wp:cNvGraphicFramePr>
+                    <a:graphicFrameLocks noChangeAspect="1"/>
+                  </wp:cNvGraphicFramePr>
+                  <a:graphic>
+                    <a:graphicData uri="http://schemas.openxmlformats.org/drawingml/2006/picture">
+                      <pic:pic>
+                        <pic:nvPicPr>
+                          <pic:cNvPr id="0" name="02_vehicle_management.jpg"/>
+                          <pic:cNvPicPr/>
+                        </pic:nvPicPr>
+                        <pic:blipFill>
+                          <a:blip r:embed="rId12"/>
+                          <a:stretch>
+                            <a:fillRect/>
+                          </a:stretch>
+                        </pic:blipFill>
+                        <pic:spPr>
+                          <a:xfrm>
+                            <a:off x="0" y="0"/>
+                            <a:ext cx="1783080" cy="3855309"/>
+                          </a:xfrm>
+                          <a:prstGeom prst="rect"/>
+                        </pic:spPr>
+                      </pic:pic>
+                    </a:graphicData>
+                  </a:graphic>
+                </wp:inline>
+              </w:drawing>
+            </w:r>
+          </w:p>
+        </w:tc>
+        <w:tc>
+          <w:tcPr>
+            <w:tcW w:type="dxa" w:w="3120"/>
+          </w:tcPr>
+          <w:p>
+            <w:pPr>
+              <w:spacing w:before="80" w:after="40"/>
+              <w:jc w:val="center"/>
+            </w:pPr>
+            <w:r>
+              <w:drawing>
+                <wp:inline xmlns:a="http://schemas.openxmlformats.org/drawingml/2006/main" xmlns:pic="http://schemas.openxmlformats.org/drawingml/2006/picture">
+                  <wp:extent cx="1783080" cy="3855309"/>
+                  <wp:docPr id="3" name="Picture 3"/>
+                  <wp:cNvGraphicFramePr>
+                    <a:graphicFrameLocks noChangeAspect="1"/>
+                  </wp:cNvGraphicFramePr>
+                  <a:graphic>
+                    <a:graphicData uri="http://schemas.openxmlformats.org/drawingml/2006/picture">
+                      <pic:pic>
+                        <pic:nvPicPr>
+                          <pic:cNvPr id="0" name="03_add_vehicle_dual_baselines.jpg"/>
+                          <pic:cNvPicPr/>
+                        </pic:nvPicPr>
+                        <pic:blipFill>
+                          <a:blip r:embed="rId13"/>
+                          <a:stretch>
+                            <a:fillRect/>
+                          </a:stretch>
+                        </pic:blipFill>
+                        <pic:spPr>
+                          <a:xfrm>
+                            <a:off x="0" y="0"/>
+                            <a:ext cx="1783080" cy="3855309"/>
+                          </a:xfrm>
+                          <a:prstGeom prst="rect"/>
+                        </pic:spPr>
+                      </pic:pic>
+                    </a:graphicData>
+                  </a:graphic>
+                </wp:inline>
+              </w:drawing>
+            </w:r>
+          </w:p>
+        </w:tc>
+      </w:tr>
+      <w:tr>
+        <w:tc>
+          <w:tcPr>
+            <w:tcW w:type="dxa" w:w="3120"/>
+          </w:tcPr>
+          <w:p>
+            <w:pPr>
+              <w:spacing w:before="40" w:after="160"/>
+              <w:jc w:val="center"/>
+            </w:pPr>
+            <w:r>
+              <w:rPr>
+                <w:rFonts w:ascii="Arial" w:hAnsi="Arial"/>
+                <w:i/>
+                <w:color w:val="718096"/>
+                <w:sz w:val="16"/>
+              </w:rPr>
+              <w:t>Figure 2.1: Executive Dashboard &amp; KPI Grid</w:t>
+            </w:r>
+          </w:p>
+        </w:tc>
+        <w:tc>
+          <w:tcPr>
+            <w:tcW w:type="dxa" w:w="3120"/>
+          </w:tcPr>
+          <w:p>
+            <w:pPr>
+              <w:spacing w:before="40" w:after="160"/>
+              <w:jc w:val="center"/>
+            </w:pPr>
+            <w:r>
+              <w:rPr>
+                <w:rFonts w:ascii="Arial" w:hAnsi="Arial"/>
+                <w:i/>
+                <w:color w:val="718096"/>
+                <w:sz w:val="16"/>
+              </w:rPr>
+              <w:t>Figure 2.2: Multi-Vehicle Fleet Switcher</w:t>
+            </w:r>
+          </w:p>
+        </w:tc>
+        <w:tc>
+          <w:tcPr>
+            <w:tcW w:type="dxa" w:w="3120"/>
+          </w:tcPr>
+          <w:p>
+            <w:pPr>
+              <w:spacing w:before="40" w:after="160"/>
+              <w:jc w:val="center"/>
+            </w:pPr>
+            <w:r>
+              <w:rPr>
+                <w:rFonts w:ascii="Arial" w:hAnsi="Arial"/>
+                <w:i/>
+                <w:color w:val="718096"/>
+                <w:sz w:val="16"/>
+              </w:rPr>
+              <w:t>Figure 2.3: Dual Baseline Targets Setup</w:t>
+            </w:r>
+          </w:p>
+        </w:tc>
+      </w:tr>
+    </w:tbl>
+    <w:tbl>
+      <w:tblPr>
+        <w:tblW w:type="auto" w:w="0"/>
+        <w:jc w:val="center"/>
+        <w:tblLook w:firstColumn="1" w:firstRow="1" w:lastColumn="0" w:lastRow="0" w:noHBand="0" w:noVBand="1" w:val="04A0"/>
+      </w:tblPr>
+      <w:tblGrid>
+        <w:gridCol w:w="3120"/>
+        <w:gridCol w:w="3120"/>
+        <w:gridCol w:w="3120"/>
+      </w:tblGrid>
+      <w:tr>
+        <w:tc>
+          <w:tcPr>
+            <w:tcW w:type="dxa" w:w="3120"/>
+          </w:tcPr>
+          <w:p>
+            <w:pPr>
+              <w:spacing w:before="80" w:after="40"/>
+              <w:jc w:val="center"/>
+            </w:pPr>
+            <w:r>
+              <w:drawing>
+                <wp:inline xmlns:a="http://schemas.openxmlformats.org/drawingml/2006/main" xmlns:pic="http://schemas.openxmlformats.org/drawingml/2006/picture">
+                  <wp:extent cx="1783080" cy="3855309"/>
+                  <wp:docPr id="4" name="Picture 4"/>
+                  <wp:cNvGraphicFramePr>
+                    <a:graphicFrameLocks noChangeAspect="1"/>
+                  </wp:cNvGraphicFramePr>
+                  <a:graphic>
+                    <a:graphicData uri="http://schemas.openxmlformats.org/drawingml/2006/picture">
+                      <pic:pic>
+                        <pic:nvPicPr>
+                          <pic:cNvPr id="0" name="04_log_fillup_form.jpg"/>
+                          <pic:cNvPicPr/>
+                        </pic:nvPicPr>
+                        <pic:blipFill>
+                          <a:blip r:embed="rId14"/>
+                          <a:stretch>
+                            <a:fillRect/>
+                          </a:stretch>
+                        </pic:blipFill>
+                        <pic:spPr>
+                          <a:xfrm>
+                            <a:off x="0" y="0"/>
+                            <a:ext cx="1783080" cy="3855309"/>
+                          </a:xfrm>
+                          <a:prstGeom prst="rect"/>
+                        </pic:spPr>
+                      </pic:pic>
+                    </a:graphicData>
+                  </a:graphic>
+                </wp:inline>
+              </w:drawing>
+            </w:r>
+          </w:p>
+        </w:tc>
+        <w:tc>
+          <w:tcPr>
+            <w:tcW w:type="dxa" w:w="3120"/>
+          </w:tcPr>
+          <w:p>
+            <w:pPr>
+              <w:spacing w:before="80" w:after="40"/>
+              <w:jc w:val="center"/>
+            </w:pPr>
+            <w:r>
+              <w:drawing>
+                <wp:inline xmlns:a="http://schemas.openxmlformats.org/drawingml/2006/main" xmlns:pic="http://schemas.openxmlformats.org/drawingml/2006/picture">
+                  <wp:extent cx="1783080" cy="3855309"/>
+                  <wp:docPr id="5" name="Picture 5"/>
+                  <wp:cNvGraphicFramePr>
+                    <a:graphicFrameLocks noChangeAspect="1"/>
+                  </wp:cNvGraphicFramePr>
+                  <a:graphic>
+                    <a:graphicData uri="http://schemas.openxmlformats.org/drawingml/2006/picture">
+                      <pic:pic>
+                        <pic:nvPicPr>
+                          <pic:cNvPr id="0" name="05_fuel_grades_dropdown.jpg"/>
+                          <pic:cNvPicPr/>
+                        </pic:nvPicPr>
+                        <pic:blipFill>
+                          <a:blip r:embed="rId15"/>
+                          <a:stretch>
+                            <a:fillRect/>
+                          </a:stretch>
+                        </pic:blipFill>
+                        <pic:spPr>
+                          <a:xfrm>
+                            <a:off x="0" y="0"/>
+                            <a:ext cx="1783080" cy="3855309"/>
+                          </a:xfrm>
+                          <a:prstGeom prst="rect"/>
+                        </pic:spPr>
+                      </pic:pic>
+                    </a:graphicData>
+                  </a:graphic>
+                </wp:inline>
+              </w:drawing>
+            </w:r>
+          </w:p>
+        </w:tc>
+        <w:tc>
+          <w:tcPr>
+            <w:tcW w:type="dxa" w:w="3120"/>
+          </w:tcPr>
+          <w:p>
+            <w:pPr>
+              <w:spacing w:before="80" w:after="40"/>
+              <w:jc w:val="center"/>
+            </w:pPr>
+            <w:r>
+              <w:drawing>
+                <wp:inline xmlns:a="http://schemas.openxmlformats.org/drawingml/2006/main" xmlns:pic="http://schemas.openxmlformats.org/drawingml/2006/picture">
+                  <wp:extent cx="1783080" cy="3855309"/>
+                  <wp:docPr id="6" name="Picture 6"/>
+                  <wp:cNvGraphicFramePr>
+                    <a:graphicFrameLocks noChangeAspect="1"/>
+                  </wp:cNvGraphicFramePr>
+                  <a:graphic>
+                    <a:graphicData uri="http://schemas.openxmlformats.org/drawingml/2006/picture">
+                      <pic:pic>
+                        <pic:nvPicPr>
+                          <pic:cNvPr id="0" name="06_fuel_history_logs.jpg"/>
+                          <pic:cNvPicPr/>
+                        </pic:nvPicPr>
+                        <pic:blipFill>
+                          <a:blip r:embed="rId16"/>
+                          <a:stretch>
+                            <a:fillRect/>
+                          </a:stretch>
+                        </pic:blipFill>
+                        <pic:spPr>
+                          <a:xfrm>
+                            <a:off x="0" y="0"/>
+                            <a:ext cx="1783080" cy="3855309"/>
+                          </a:xfrm>
+                          <a:prstGeom prst="rect"/>
+                        </pic:spPr>
+                      </pic:pic>
+                    </a:graphicData>
+                  </a:graphic>
+                </wp:inline>
+              </w:drawing>
+            </w:r>
+          </w:p>
+        </w:tc>
+      </w:tr>
+      <w:tr>
+        <w:tc>
+          <w:tcPr>
+            <w:tcW w:type="dxa" w:w="3120"/>
+          </w:tcPr>
+          <w:p>
+            <w:pPr>
+              <w:spacing w:before="40" w:after="160"/>
+              <w:jc w:val="center"/>
+            </w:pPr>
+            <w:r>
+              <w:rPr>
+                <w:rFonts w:ascii="Arial" w:hAnsi="Arial"/>
+                <w:i/>
+                <w:color w:val="718096"/>
+                <w:sz w:val="16"/>
+              </w:rPr>
+              <w:t>Figure 2.4: Smart Fill-Up Log Form</w:t>
+            </w:r>
+          </w:p>
+        </w:tc>
+        <w:tc>
+          <w:tcPr>
+            <w:tcW w:type="dxa" w:w="3120"/>
+          </w:tcPr>
+          <w:p>
+            <w:pPr>
+              <w:spacing w:before="40" w:after="160"/>
+              <w:jc w:val="center"/>
+            </w:pPr>
+            <w:r>
+              <w:rPr>
+                <w:rFonts w:ascii="Arial" w:hAnsi="Arial"/>
+                <w:i/>
+                <w:color w:val="718096"/>
+                <w:sz w:val="16"/>
+              </w:rPr>
+              <w:t>Figure 2.5: Sri Lankan Fuel Varieties</w:t>
+            </w:r>
+          </w:p>
+        </w:tc>
+        <w:tc>
+          <w:tcPr>
+            <w:tcW w:type="dxa" w:w="3120"/>
+          </w:tcPr>
+          <w:p>
+            <w:pPr>
+              <w:spacing w:before="40" w:after="160"/>
+              <w:jc w:val="center"/>
+            </w:pPr>
+            <w:r>
+              <w:rPr>
+                <w:rFonts w:ascii="Arial" w:hAnsi="Arial"/>
+                <w:i/>
+                <w:color w:val="718096"/>
+                <w:sz w:val="16"/>
+              </w:rPr>
+              <w:t>Figure 2.6: Chronological Fuel History</w:t>
+            </w:r>
+          </w:p>
+        </w:tc>
+      </w:tr>
+    </w:tbl>
+    <w:tbl>
+      <w:tblPr>
+        <w:tblW w:type="auto" w:w="0"/>
+        <w:jc w:val="center"/>
+        <w:tblLook w:firstColumn="1" w:firstRow="1" w:lastColumn="0" w:lastRow="0" w:noHBand="0" w:noVBand="1" w:val="04A0"/>
+      </w:tblPr>
+      <w:tblGrid>
+        <w:gridCol w:w="3120"/>
+        <w:gridCol w:w="3120"/>
+        <w:gridCol w:w="3120"/>
+      </w:tblGrid>
+      <w:tr>
+        <w:tc>
+          <w:tcPr>
+            <w:tcW w:type="dxa" w:w="3120"/>
+          </w:tcPr>
+          <w:p>
+            <w:pPr>
+              <w:spacing w:before="80" w:after="40"/>
+              <w:jc w:val="center"/>
+            </w:pPr>
+            <w:r>
+              <w:drawing>
+                <wp:inline xmlns:a="http://schemas.openxmlformats.org/drawingml/2006/main" xmlns:pic="http://schemas.openxmlformats.org/drawingml/2006/picture">
+                  <wp:extent cx="1783080" cy="3855309"/>
+                  <wp:docPr id="7" name="Picture 7"/>
+                  <wp:cNvGraphicFramePr>
+                    <a:graphicFrameLocks noChangeAspect="1"/>
+                  </wp:cNvGraphicFramePr>
+                  <a:graphic>
+                    <a:graphicData uri="http://schemas.openxmlformats.org/drawingml/2006/picture">
+                      <pic:pic>
+                        <pic:nvPicPr>
+                          <pic:cNvPr id="0" name="07_analytics_charts.jpg"/>
+                          <pic:cNvPicPr/>
+                        </pic:nvPicPr>
+                        <pic:blipFill>
+                          <a:blip r:embed="rId17"/>
+                          <a:stretch>
+                            <a:fillRect/>
+                          </a:stretch>
+                        </pic:blipFill>
+                        <pic:spPr>
+                          <a:xfrm>
+                            <a:off x="0" y="0"/>
+                            <a:ext cx="1783080" cy="3855309"/>
+                          </a:xfrm>
+                          <a:prstGeom prst="rect"/>
+                        </pic:spPr>
+                      </pic:pic>
+                    </a:graphicData>
+                  </a:graphic>
+                </wp:inline>
+              </w:drawing>
+            </w:r>
+          </w:p>
+        </w:tc>
+        <w:tc>
+          <w:tcPr>
+            <w:tcW w:type="dxa" w:w="3120"/>
+          </w:tcPr>
+          <w:p>
+            <w:pPr>
+              <w:spacing w:before="80" w:after="40"/>
+              <w:jc w:val="center"/>
+            </w:pPr>
+            <w:r>
+              <w:drawing>
+                <wp:inline xmlns:a="http://schemas.openxmlformats.org/drawingml/2006/main" xmlns:pic="http://schemas.openxmlformats.org/drawingml/2006/picture">
+                  <wp:extent cx="1783080" cy="3855309"/>
+                  <wp:docPr id="8" name="Picture 8"/>
+                  <wp:cNvGraphicFramePr>
+                    <a:graphicFrameLocks noChangeAspect="1"/>
+                  </wp:cNvGraphicFramePr>
+                  <a:graphic>
+                    <a:graphicData uri="http://schemas.openxmlformats.org/drawingml/2006/picture">
+                      <pic:pic>
+                        <pic:nvPicPr>
+                          <pic:cNvPr id="0" name="08_settings_fuel_prices.jpg"/>
+                          <pic:cNvPicPr/>
+                        </pic:nvPicPr>
+                        <pic:blipFill>
+                          <a:blip r:embed="rId18"/>
+                          <a:stretch>
+                            <a:fillRect/>
+                          </a:stretch>
+                        </pic:blipFill>
+                        <pic:spPr>
+                          <a:xfrm>
+                            <a:off x="0" y="0"/>
+                            <a:ext cx="1783080" cy="3855309"/>
+                          </a:xfrm>
+                          <a:prstGeom prst="rect"/>
+                        </pic:spPr>
+                      </pic:pic>
+                    </a:graphicData>
+                  </a:graphic>
+                </wp:inline>
+              </w:drawing>
+            </w:r>
+          </w:p>
+        </w:tc>
+        <w:tc>
+          <w:tcPr>
+            <w:tcW w:type="dxa" w:w="3120"/>
+          </w:tcPr>
+          <w:p>
+            <w:pPr>
+              <w:spacing w:before="80" w:after="40"/>
+              <w:jc w:val="center"/>
+            </w:pPr>
+            <w:r>
+              <w:drawing>
+                <wp:inline xmlns:a="http://schemas.openxmlformats.org/drawingml/2006/main" xmlns:pic="http://schemas.openxmlformats.org/drawingml/2006/picture">
+                  <wp:extent cx="1783080" cy="3855309"/>
+                  <wp:docPr id="9" name="Picture 9"/>
+                  <wp:cNvGraphicFramePr>
+                    <a:graphicFrameLocks noChangeAspect="1"/>
+                  </wp:cNvGraphicFramePr>
+                  <a:graphic>
+                    <a:graphicData uri="http://schemas.openxmlformats.org/drawingml/2006/picture">
+                      <pic:pic>
+                        <pic:nvPicPr>
+                          <pic:cNvPr id="0" name="09_settings_units_csv_export.jpg"/>
+                          <pic:cNvPicPr/>
+                        </pic:nvPicPr>
+                        <pic:blipFill>
+                          <a:blip r:embed="rId19"/>
+                          <a:stretch>
+                            <a:fillRect/>
+                          </a:stretch>
+                        </pic:blipFill>
+                        <pic:spPr>
+                          <a:xfrm>
+                            <a:off x="0" y="0"/>
+                            <a:ext cx="1783080" cy="3855309"/>
+                          </a:xfrm>
+                          <a:prstGeom prst="rect"/>
+                        </pic:spPr>
+                      </pic:pic>
+                    </a:graphicData>
+                  </a:graphic>
+                </wp:inline>
+              </w:drawing>
+            </w:r>
+          </w:p>
+        </w:tc>
+      </w:tr>
+      <w:tr>
+        <w:tc>
+          <w:tcPr>
+            <w:tcW w:type="dxa" w:w="3120"/>
+          </w:tcPr>
+          <w:p>
+            <w:pPr>
+              <w:spacing w:before="40" w:after="160"/>
+              <w:jc w:val="center"/>
+            </w:pPr>
+            <w:r>
+              <w:rPr>
+                <w:rFonts w:ascii="Arial" w:hAnsi="Arial"/>
+                <w:i/>
+                <w:color w:val="718096"/>
+                <w:sz w:val="16"/>
+              </w:rPr>
+              <w:t>Figure 2.7: Swift Charts Expense Breakdown</w:t>
+            </w:r>
+          </w:p>
+        </w:tc>
+        <w:tc>
+          <w:tcPr>
+            <w:tcW w:type="dxa" w:w="3120"/>
+          </w:tcPr>
+          <w:p>
+            <w:pPr>
+              <w:spacing w:before="40" w:after="160"/>
+              <w:jc w:val="center"/>
+            </w:pPr>
+            <w:r>
+              <w:rPr>
+                <w:rFonts w:ascii="Arial" w:hAnsi="Arial"/>
+                <w:i/>
+                <w:color w:val="718096"/>
+                <w:sz w:val="16"/>
+              </w:rPr>
+              <w:t>Figure 2.8: Editable Fuel Price Engine</w:t>
+            </w:r>
+          </w:p>
+        </w:tc>
+        <w:tc>
+          <w:tcPr>
+            <w:tcW w:type="dxa" w:w="3120"/>
+          </w:tcPr>
+          <w:p>
+            <w:pPr>
+              <w:spacing w:before="40" w:after="160"/>
+              <w:jc w:val="center"/>
+            </w:pPr>
+            <w:r>
+              <w:rPr>
+                <w:rFonts w:ascii="Arial" w:hAnsi="Arial"/>
+                <w:i/>
+                <w:color w:val="718096"/>
+                <w:sz w:val="16"/>
+              </w:rPr>
+              <w:t>Figure 2.9: RFC-4180 CSV Export &amp; Info</w:t>
+            </w:r>
+          </w:p>
+        </w:tc>
+      </w:tr>
+    </w:tbl>
+    <w:p>
+      <w:pPr>
+        <w:keepNext/>
+        <w:spacing w:before="280" w:after="120"/>
+      </w:pPr>
+      <w:r>
+        <w:rPr>
+          <w:rFonts w:ascii="Arial" w:hAnsi="Arial"/>
+          <w:b/>
+          <w:color w:val="008080"/>
+          <w:sz w:val="26"/>
+        </w:rPr>
+        <w:t>2.3 Localization &amp; Sri Lankan Automotive Ecosystem Standards</w:t>
       </w:r>
     </w:p>
     <w:p>

--- a/FuelMate_2.0_Comprehensive_Documentation.docx
+++ b/FuelMate_2.0_Comprehensive_Documentation.docx
@@ -75,7 +75,7 @@
           <w:color w:val="2D3748"/>
           <w:sz w:val="20"/>
         </w:rPr>
-        <w:t>BSc (Hons) in Information Technology — Year 4</w:t>
+        <w:t>BSc (Hons) in Information Technology - Year 4</w:t>
         <w:br/>
       </w:r>
       <w:r>
@@ -113,7 +113,7 @@
           <w:color w:val="2D3748"/>
           <w:sz w:val="20"/>
         </w:rPr>
-        <w:t>Assignment 02 — Part A: Advanced iOS App (15%)</w:t>
+        <w:t>Assignment 02 - Part A: Advanced iOS App (15%)</w:t>
         <w:br/>
       </w:r>
       <w:r>
@@ -524,7 +524,7 @@
           <w:color w:val="2D3748"/>
           <w:sz w:val="19"/>
         </w:rPr>
-        <w:t>FuelMate 2.0 is a production-grade iOS vehicle expense, fuel economy, and fleet management application engineered using SwiftUI, Core Data, Apple's native Vision framework, Swift Charts, and MapKit. Built strictly to satisfy all core criteria and rubric dimensions of Part A (Advanced iOS Application — 15%), this document presents the end-to-end technical report, architectural blueprints, user documentation with high-resolution UI screenshots, rigorous test verification matrix, and transparent AI collaboration audit.</w:t>
+        <w:t>FuelMate 2.0 is a production-grade iOS vehicle expense, fuel economy, and fleet management application engineered using SwiftUI, Core Data, Apple's native Vision framework, Swift Charts, and MapKit. Built strictly to satisfy all core criteria and rubric dimensions of Part A (Advanced iOS Application - 15%), this document presents the end-to-end technical report, architectural blueprints, user documentation with high-resolution UI screenshots, rigorous test verification matrix, and transparent AI collaboration audit.</w:t>
       </w:r>
     </w:p>
     <w:p>
@@ -5311,7 +5311,7 @@
         <w:color w:val="718096"/>
         <w:sz w:val="17"/>
       </w:rPr>
-      <w:t>SE4041: Mobile Application Design &amp; Development  |  Assignment 2 — Part A (15%)</w:t>
+      <w:t>SE4041: Mobile Application Design &amp; Development  |  Assignment 2 - Part A (15%)</w:t>
     </w:r>
   </w:p>
 </w:ftr>
@@ -5330,7 +5330,7 @@
         <w:color w:val="718096"/>
         <w:sz w:val="17"/>
       </w:rPr>
-      <w:t>FuelMate 2.0 — Part A: Advanced iOS Application Technical Report</w:t>
+      <w:t>FuelMate 2.0 - Part A: Advanced iOS Application Technical Report</w:t>
     </w:r>
   </w:p>
 </w:hdr>
